--- a/output/docx/en/BUFRCREX_TableB_en_25.docx
+++ b/output/docx/en/BUFRCREX_TableB_en_25.docx
@@ -1977,7 +1977,7 @@
                 <w:b w:val="0"/>
                 <w:sz w:val="16"/>
               </w:rPr>
-              <w:t>Note 56: The sequences 3 09 021, 3 09 022, and 3 09 023 should not be used because they are outdated. The sequences 3 09 024, 3 09 025 and 3 09 026, respectively, should be used instead.</w:t>
+              <w:t>Note B56: Descriptor 0 25 009 is deprecated. 0 25 029 should be used instead.</w:t>
             </w:r>
           </w:p>
         </w:tc>
@@ -2938,7 +2938,7 @@
                 <w:b w:val="0"/>
                 <w:sz w:val="16"/>
               </w:rPr>
-              <w:t>Note 15: Descriptors 3 03 021 to 3 03 027 are not available in CREX.</w:t>
+              <w:t>Note B15: 0 25 014 nominal input range 0 - 2300.</w:t>
             </w:r>
           </w:p>
         </w:tc>
@@ -5627,7 +5627,7 @@
                 <w:b w:val="0"/>
                 <w:sz w:val="16"/>
               </w:rPr>
-              <w:t>Note 56: The sequences 3 09 021, 3 09 022, and 3 09 023 should not be used because they are outdated. The sequences 3 09 024, 3 09 025 and 3 09 026, respectively, should be used instead.</w:t>
+              <w:t>Note B56: Descriptor 0 25 009 is deprecated. 0 25 029 should be used instead.</w:t>
             </w:r>
           </w:p>
         </w:tc>
@@ -6204,7 +6204,7 @@
                 <w:b w:val="0"/>
                 <w:sz w:val="16"/>
               </w:rPr>
-              <w:t>Note 131: The actual meaning of this quantity may be obtained from the originator of the data.</w:t>
+              <w:t>Note B131: The actual meaning of this quantity may be obtained from the originator of the data.</w:t>
             </w:r>
           </w:p>
         </w:tc>
@@ -6397,7 +6397,7 @@
                 <w:b w:val="0"/>
                 <w:sz w:val="16"/>
               </w:rPr>
-              <w:t>Note 131: The actual meaning of this quantity may be obtained from the originator of the data.</w:t>
+              <w:t>Note B131: The actual meaning of this quantity may be obtained from the originator of the data.</w:t>
             </w:r>
           </w:p>
         </w:tc>
@@ -6590,7 +6590,7 @@
                 <w:b w:val="0"/>
                 <w:sz w:val="16"/>
               </w:rPr>
-              <w:t>Note 131: The actual meaning of this quantity may be obtained from the originator of the data.</w:t>
+              <w:t>Note B131: The actual meaning of this quantity may be obtained from the originator of the data.</w:t>
             </w:r>
           </w:p>
         </w:tc>
@@ -6783,7 +6783,7 @@
                 <w:b w:val="0"/>
                 <w:sz w:val="16"/>
               </w:rPr>
-              <w:t>Note 34: Latitude displacement 0 05 015 in the sequence represents the latitude offset from the latitude of the launch site. Longitude displacement 0 06 015 in the sequence represents the longitude offset from the longitude of the launch site.</w:t>
+              <w:t>Note B34: Certain sensors use a current decision above a threshold, others directly measure the voltage deflection.</w:t>
             </w:r>
           </w:p>
         </w:tc>
@@ -10816,7 +10816,7 @@
                 <w:b w:val="0"/>
                 <w:sz w:val="16"/>
               </w:rPr>
-              <w:t>Note 131: The actual meaning of this quantity may be obtained from the originator of the data.</w:t>
+              <w:t>Note B131: The actual meaning of this quantity may be obtained from the originator of the data.</w:t>
             </w:r>
           </w:p>
         </w:tc>
@@ -11393,7 +11393,7 @@
                 <w:b w:val="0"/>
                 <w:sz w:val="16"/>
               </w:rPr>
-              <w:t>Note 71: Time of launch 3 01 113 in the sequence shall be reported with the highest possible accuracy available. If the launch time is not available with second accuracy, the entry for seconds shall be put to zero.</w:t>
+              <w:t>Note B71: Flash Location Processor or system identity so as to identify where the event location was developed in multi-integrated system. Typically, a value of 1.</w:t>
             </w:r>
           </w:p>
         </w:tc>
@@ -23920,7 +23920,7 @@
                 <w:b w:val="0"/>
                 <w:sz w:val="16"/>
               </w:rPr>
-              <w:t>Note 57: The ship's call sign or WMO identifier should be reported using descriptor 0 01 011.</w:t>
+              <w:t>Note B57: Descriptor 0 25 143 is intended for numerical, non-dimensional values to be used as coefficients in statistical or linear processing. Each instance of 0 25 143 should be characterized by using an appropriate significance qualifier, such as 0 08 026.</w:t>
             </w:r>
           </w:p>
         </w:tc>
@@ -27377,7 +27377,7 @@
                 <w:b w:val="0"/>
                 <w:sz w:val="16"/>
               </w:rPr>
-              <w:t>Note 103: Modified residual calculated from the loci of the sensors and signal to noise ratios for the flash.</w:t>
+              <w:t>Note B103: Modified residual calculated from the loci of the sensors and signal to noise ratios for the flash.</w:t>
             </w:r>
           </w:p>
         </w:tc>
